--- a/downloads/u5/u5-notes.docx
+++ b/downloads/u5/u5-notes.docx
@@ -15,7 +15,7 @@
         <w:pStyle w:val="Subtitle"/>
       </w:pPr>
       <w:r>
-        <w:t xml:space="preserve">Unit 5 of the Generative AI and LLM crash course · session 005 · curriculum node U5</w:t>
+        <w:t xml:space="preserve">Unit 5 of the Generative AI and LLM crash course</w:t>
       </w:r>
     </w:p>
     <w:p>
@@ -233,7 +233,7 @@
         <w:t xml:space="preserve"> </w:t>
       </w:r>
       <w:r>
-        <w:t xml:space="preserve">session 001 (embeddings, cosine similarity, next-token generation), session 004 (context budgeting, the paired bootstrap interval, the winner’s curse). The retrievers here are built from scratch with NumPy.</w:t>
+        <w:t xml:space="preserve">Unit 3 (embeddings, cosine similarity, next-token generation), Unit 4 (context budgeting, the paired bootstrap interval, the winner’s curse). The retrievers here are built from scratch with NumPy.</w:t>
       </w:r>
     </w:p>
     <w:p>
@@ -1832,7 +1832,7 @@
         <w:t xml:space="preserve"> </w:t>
       </w:r>
       <w:r>
-        <w:t xml:space="preserve">(fit them in the prompt budget, session 004)</w:t>
+        <w:t xml:space="preserve">(fit them in the prompt budget, Unit 4)</w:t>
       </w:r>
       <w:r>
         <w:t xml:space="preserve"> </w:t>
@@ -2265,7 +2265,7 @@
         <w:pStyle w:val="FirstParagraph"/>
       </w:pPr>
       <w:r>
-        <w:t xml:space="preserve">A language model knows what was in its training text up to a date (session 001) and has no way to look anything up. Ask it about your university’s rules or last week’s news and it will produce something</w:t>
+        <w:t xml:space="preserve">A language model knows what was in its training text up to a date (Unit 3) and has no way to look anything up. Ask it about your university’s rules or last week’s news and it will produce something</w:t>
       </w:r>
       <w:r>
         <w:t xml:space="preserve"> </w:t>
@@ -2278,7 +2278,7 @@
         <w:t xml:space="preserve">plausible</w:t>
       </w:r>
       <w:r>
-        <w:t xml:space="preserve">, which is what its training rewards (session 003, Section 3.4.2): this is</w:t>
+        <w:t xml:space="preserve">, which is what its training rewards (Unit 1, Section 3.4.2): this is</w:t>
       </w:r>
       <w:r>
         <w:t xml:space="preserve"> </w:t>
@@ -5063,7 +5063,7 @@
         <w:t xml:space="preserve"> </w:t>
       </w:r>
       <w:r>
-        <w:t xml:space="preserve">(session 001), trained so that texts with related meaning point in similar directions. Search then means finding the nearest vectors to the query vector, usually by cosine similarity</w:t>
+        <w:t xml:space="preserve">(Unit 3), trained so that texts with related meaning point in similar directions. Search then means finding the nearest vectors to the query vector, usually by cosine similarity</w:t>
       </w:r>
       <w:r>
         <w:t xml:space="preserve"> </w:t>
@@ -6613,7 +6613,7 @@
         <w:pStyle w:val="TableCaption"/>
       </w:pPr>
       <w:r>
-        <w:t xml:space="preserve">retrieval quality. Differences of one or two questions are not evidence. The paired comparison of session 004 settles it for recall@5:</w:t>
+        <w:t xml:space="preserve">retrieval quality. Differences of one or two questions are not evidence. The paired comparison of Unit 4 settles it for recall@5:</w:t>
       </w:r>
       <w:r>
         <w:t xml:space="preserve"> </w:t>
@@ -6859,7 +6859,7 @@
         <w:tblStyle w:val="Table"/>
         <w:tblW w:type="auto" w:w="0"/>
         <w:tblLook w:firstRow="1" w:lastRow="0" w:firstColumn="0" w:lastColumn="0" w:noHBand="0" w:noVBand="0" w:val="0020"/>
-        <w:tblCaption w:val="retrieval quality. Differences of one or two questions are not evidence. The paired comparison of session 004 settles it for recall@5: LSA minus BM25 is +0.067 with a 95% bootstrap interval of [-0.067,+0.200] (LSA finds 3 questions BM25 misses, BM25 finds 1 that LSA misses); the hybrid minus BM25 is +0.067 with interval [0.000,+0.167]; TF-IDF minus BM25 is +0.033 with [0.000,+0.100]. No difference is established with 30 questions. This agrees in spirit with the BEIR benchmark (Thakur et al. 2021), which reports that BM25 is a robust baseline: a plain word-matching search is hard to beat on many collections. What does hold up is a pattern: the questions BM25 misses and LSA catches (3 of them) are ones where the question and the passage use different words for the same idea, which is exactly what a dense retriever is for."/>
+        <w:tblCaption w:val="retrieval quality. Differences of one or two questions are not evidence. The paired comparison of Unit 4 settles it for recall@5: LSA minus BM25 is +0.067 with a 95% bootstrap interval of [-0.067,+0.200] (LSA finds 3 questions BM25 misses, BM25 finds 1 that LSA misses); the hybrid minus BM25 is +0.067 with interval [0.000,+0.167]; TF-IDF minus BM25 is +0.033 with [0.000,+0.100]. No difference is established with 30 questions. This agrees in spirit with the BEIR benchmark (Thakur et al. 2021), which reports that BM25 is a robust baseline: a plain word-matching search is hard to beat on many collections. What does hold up is a pattern: the questions BM25 misses and LSA catches (3 of them) are ones where the question and the passage use different words for the same idea, which is exactly what a dense retriever is for."/>
       </w:tblPr>
       <w:tblGrid>
         <w:gridCol w:w="1320"/>
@@ -8467,7 +8467,7 @@
         <w:pStyle w:val="FirstParagraph"/>
       </w:pPr>
       <w:r>
-        <w:t xml:space="preserve">After retrieval, the chunks must be placed in the prompt (session 004). The module’s</w:t>
+        <w:t xml:space="preserve">After retrieval, the chunks must be placed in the prompt (Unit 4). The module’s</w:t>
       </w:r>
       <w:r>
         <w:t xml:space="preserve"> </w:t>
@@ -8482,7 +8482,7 @@
         <w:t xml:space="preserve"> </w:t>
       </w:r>
       <w:r>
-        <w:t xml:space="preserve">takes chunks in rank order until a character budget is used. Three practical rules follow from earlier sessions: respect the budget (Figure 1: 4 questions were lost here); put the strongest evidence at the start or end of the context, because models use the middle of a long context worst (Liu et al., session 004); and remove near-duplicates, which overlapping chunks create.</w:t>
+        <w:t xml:space="preserve">takes chunks in rank order until a character budget is used. Three practical rules follow from earlier sessions: respect the budget (Figure 1: 4 questions were lost here); put the strongest evidence at the start or end of the context, because models use the middle of a long context worst (Liu et al., Unit 4); and remove near-duplicates, which overlapping chunks create.</w:t>
       </w:r>
     </w:p>
     <w:bookmarkEnd w:id="33"/>
@@ -10821,7 +10821,7 @@
         <w:t xml:space="preserve"> </w:t>
       </w:r>
       <w:r>
-        <w:t xml:space="preserve">(session 004) works when the facts fit in the prompt.</w:t>
+        <w:t xml:space="preserve">(Unit 4) works when the facts fit in the prompt.</w:t>
       </w:r>
       <w:r>
         <w:t xml:space="preserve"> </w:t>
@@ -11182,7 +11182,7 @@
           <w:b/>
           <w:bCs/>
         </w:rPr>
-        <w:t xml:space="preserve">Combine with session 004:</w:t>
+        <w:t xml:space="preserve">Combine with Unit 4:</w:t>
       </w:r>
       <w:r>
         <w:t xml:space="preserve"> </w:t>
@@ -12391,7 +12391,7 @@
           <w:b/>
           <w:bCs/>
         </w:rPr>
-        <w:t xml:space="preserve">Next node:</w:t>
+        <w:t xml:space="preserve">Next:</w:t>
       </w:r>
       <w:r>
         <w:t xml:space="preserve"> </w:t>

--- a/downloads/u5/u5-notes.docx
+++ b/downloads/u5/u5-notes.docx
@@ -420,7 +420,7 @@
         <w:t xml:space="preserve">one small corpus</w:t>
       </w:r>
       <w:r>
-        <w:t xml:space="preserve">: the text of the first four units of this course (125{,}424 characters), with</w:t>
+        <w:t xml:space="preserve">: the text of the first four units of this course (125,424 characters), with</w:t>
       </w:r>
       <w:r>
         <w:t xml:space="preserve"> </w:t>
@@ -524,11 +524,11 @@
         <w:tblLook w:firstRow="1" w:lastRow="0" w:firstColumn="0" w:lastColumn="0" w:noHBand="0" w:noVBand="0" w:val="0020"/>
       </w:tblPr>
       <w:tblGrid>
-        <w:gridCol w:w="754"/>
-        <w:gridCol w:w="1005"/>
-        <w:gridCol w:w="2262"/>
-        <w:gridCol w:w="2262"/>
-        <w:gridCol w:w="1634"/>
+        <w:gridCol w:w="1819"/>
+        <w:gridCol w:w="1177"/>
+        <w:gridCol w:w="2996"/>
+        <w:gridCol w:w="1070"/>
+        <w:gridCol w:w="856"/>
       </w:tblGrid>
       <w:tr>
         <w:trPr>
@@ -575,7 +575,7 @@
           <w:p>
             <w:pPr>
               <w:pStyle w:val="Compact"/>
-              <w:jc w:val="left"/>
+              <w:jc w:val="center"/>
             </w:pPr>
             <w:r>
               <w:t xml:space="preserve">Where it appears</w:t>
@@ -633,7 +633,7 @@
           <w:p>
             <w:pPr>
               <w:pStyle w:val="Compact"/>
-              <w:jc w:val="left"/>
+              <w:jc w:val="center"/>
             </w:pPr>
             <w:r>
               <w:t xml:space="preserve">3.1</w:t>
@@ -691,7 +691,7 @@
           <w:p>
             <w:pPr>
               <w:pStyle w:val="Compact"/>
-              <w:jc w:val="left"/>
+              <w:jc w:val="center"/>
             </w:pPr>
             <w:r>
               <w:t xml:space="preserve">3.1</w:t>
@@ -749,7 +749,7 @@
           <w:p>
             <w:pPr>
               <w:pStyle w:val="Compact"/>
-              <w:jc w:val="left"/>
+              <w:jc w:val="center"/>
             </w:pPr>
             <w:r>
               <w:t xml:space="preserve">3.2</w:t>
@@ -807,7 +807,7 @@
           <w:p>
             <w:pPr>
               <w:pStyle w:val="Compact"/>
-              <w:jc w:val="left"/>
+              <w:jc w:val="center"/>
             </w:pPr>
             <w:r>
               <w:t xml:space="preserve">3.2</w:t>
@@ -865,7 +865,7 @@
           <w:p>
             <w:pPr>
               <w:pStyle w:val="Compact"/>
-              <w:jc w:val="left"/>
+              <w:jc w:val="center"/>
             </w:pPr>
             <w:r>
               <w:t xml:space="preserve">3.2</w:t>
@@ -923,7 +923,7 @@
           <w:p>
             <w:pPr>
               <w:pStyle w:val="Compact"/>
-              <w:jc w:val="left"/>
+              <w:jc w:val="center"/>
             </w:pPr>
             <w:r>
               <w:t xml:space="preserve">3.3</w:t>
@@ -981,7 +981,7 @@
           <w:p>
             <w:pPr>
               <w:pStyle w:val="Compact"/>
-              <w:jc w:val="left"/>
+              <w:jc w:val="center"/>
             </w:pPr>
             <w:r>
               <w:t xml:space="preserve">3.3</w:t>
@@ -1039,7 +1039,7 @@
           <w:p>
             <w:pPr>
               <w:pStyle w:val="Compact"/>
-              <w:jc w:val="left"/>
+              <w:jc w:val="center"/>
             </w:pPr>
             <w:r>
               <w:t xml:space="preserve">3.3</w:t>
@@ -1139,7 +1139,7 @@
           <w:p>
             <w:pPr>
               <w:pStyle w:val="Compact"/>
-              <w:jc w:val="left"/>
+              <w:jc w:val="center"/>
             </w:pPr>
             <w:r>
               <w:t xml:space="preserve">3.3</w:t>
@@ -1197,7 +1197,7 @@
           <w:p>
             <w:pPr>
               <w:pStyle w:val="Compact"/>
-              <w:jc w:val="left"/>
+              <w:jc w:val="center"/>
             </w:pPr>
             <w:r>
               <w:t xml:space="preserve">3.3</w:t>
@@ -1255,7 +1255,7 @@
           <w:p>
             <w:pPr>
               <w:pStyle w:val="Compact"/>
-              <w:jc w:val="left"/>
+              <w:jc w:val="center"/>
             </w:pPr>
             <w:r>
               <w:t xml:space="preserve">3.3</w:t>
@@ -1332,7 +1332,7 @@
           <w:p>
             <w:pPr>
               <w:pStyle w:val="Compact"/>
-              <w:jc w:val="left"/>
+              <w:jc w:val="center"/>
             </w:pPr>
             <w:r>
               <w:t xml:space="preserve">3.2</w:t>
@@ -1390,7 +1390,7 @@
           <w:p>
             <w:pPr>
               <w:pStyle w:val="Compact"/>
-              <w:jc w:val="left"/>
+              <w:jc w:val="center"/>
             </w:pPr>
             <w:r>
               <w:t xml:space="preserve">3.4</w:t>
@@ -1460,7 +1460,7 @@
           <w:p>
             <w:pPr>
               <w:pStyle w:val="Compact"/>
-              <w:jc w:val="left"/>
+              <w:jc w:val="center"/>
             </w:pPr>
             <w:r>
               <w:t xml:space="preserve">3.4</w:t>
@@ -1527,7 +1527,7 @@
           <w:p>
             <w:pPr>
               <w:pStyle w:val="Compact"/>
-              <w:jc w:val="left"/>
+              <w:jc w:val="center"/>
             </w:pPr>
             <w:r>
               <w:t xml:space="preserve">3.3</w:t>
@@ -2757,7 +2757,7 @@
         <w:t xml:space="preserve"> </w:t>
       </w:r>
       <w:r>
-        <w:t xml:space="preserve">at 2400 (no overlap). But five chunks of 2400 characters are 12{,}000 characters of context, while five chunks of 150 are only 750.</w:t>
+        <w:t xml:space="preserve">at 2400 (no overlap). But five chunks of 2400 characters are 12,000 characters of context, while five chunks of 150 are only 750.</w:t>
       </w:r>
       <w:r>
         <w:t xml:space="preserve"> </w:t>
@@ -9347,95 +9347,7 @@
         </m:r>
       </m:oMath>
       <w:r>
-        <w:t xml:space="preserve">: RRF values</w:t>
-      </w:r>
-      <w:r>
-        <w:t xml:space="preserve"> </w:t>
-      </w:r>
-      <m:oMath>
-        <m:r>
-          <m:rPr>
-            <m:sty m:val="p"/>
-          </m:rPr>
-          <m:t>(</m:t>
-        </m:r>
-        <m:r>
-          <m:t>0.032266</m:t>
-        </m:r>
-        <m:r>
-          <m:rPr>
-            <m:sty m:val="p"/>
-          </m:rPr>
-          <m:t>,</m:t>
-        </m:r>
-        <m:r>
-          <m:t> </m:t>
-        </m:r>
-        <m:r>
-          <m:t>0.032258</m:t>
-        </m:r>
-        <m:r>
-          <m:rPr>
-            <m:sty m:val="p"/>
-          </m:rPr>
-          <m:t>,</m:t>
-        </m:r>
-        <m:r>
-          <m:t> </m:t>
-        </m:r>
-        <m:r>
-          <m:t>0.032266</m:t>
-        </m:r>
-        <m:r>
-          <m:rPr>
-            <m:sty m:val="p"/>
-          </m:rPr>
-          <m:t>)</m:t>
-        </m:r>
-      </m:oMath>
-      <w:r>
-        <w:t xml:space="preserve">; fused order</w:t>
-      </w:r>
-      <w:r>
-        <w:t xml:space="preserve"> </w:t>
-      </w:r>
-      <m:oMath>
-        <m:r>
-          <m:rPr>
-            <m:sty m:val="p"/>
-          </m:rPr>
-          <m:t>(</m:t>
-        </m:r>
-        <m:r>
-          <m:t>0</m:t>
-        </m:r>
-        <m:r>
-          <m:rPr>
-            <m:sty m:val="p"/>
-          </m:rPr>
-          <m:t>,</m:t>
-        </m:r>
-        <m:r>
-          <m:t>2</m:t>
-        </m:r>
-        <m:r>
-          <m:rPr>
-            <m:sty m:val="p"/>
-          </m:rPr>
-          <m:t>,</m:t>
-        </m:r>
-        <m:r>
-          <m:t>1</m:t>
-        </m:r>
-        <m:r>
-          <m:rPr>
-            <m:sty m:val="p"/>
-          </m:rPr>
-          <m:t>)</m:t>
-        </m:r>
-      </m:oMath>
-      <w:r>
-        <w:t xml:space="preserve">.</w:t>
+        <w:t xml:space="preserve">: RRF values 0.032266, 0.032258 and 0.032266 for chunks 0, 1 and 2; fused order 0, 2, 1.</w:t>
       </w:r>
     </w:p>
     <w:p>
